--- a/bao_cao_demo.docx
+++ b/bao_cao_demo.docx
@@ -65,6 +65,8 @@
         </w:rPr>
         <w:t>1. Tổng quan về đề tài</w:t>
       </w:r>
+      <w:bookmarkStart w:id="0" w:name="_GoBack"/>
+      <w:bookmarkEnd w:id="0"/>
     </w:p>
     <w:p>
       <w:pPr>
@@ -81,17 +83,7 @@
           <w:sz w:val="28"/>
           <w:szCs w:val="28"/>
         </w:rPr>
-        <w:t>Trong hoạt động bán lẻ và thương mại điện tử, doanh nghiệp liên tục phát sinh lượng lớn dữ liệu về lượt xem sản phẩm, thêm vào giỏ hàng, xóa khỏi giỏ, mua hàng, phiên truy cập, giá và danh mục sản phẩm. Nếu các dữ liệu này chỉ được tổng hợp theo ngày hoặc theo tháng thì doanh nghiệp khó phát hiện sớm các biến động như sản phẩm tăng nhu cầu đột biến, tỷ lệ chuyển đổi gi</w:t>
-      </w:r>
-      <w:bookmarkStart w:id="0" w:name="_GoBack"/>
-      <w:bookmarkEnd w:id="0"/>
-      <w:r>
-        <w:rPr>
-          <w:rFonts w:hint="default" w:ascii="Times New Roman" w:hAnsi="Times New Roman" w:cs="Times New Roman"/>
-          <w:sz w:val="28"/>
-          <w:szCs w:val="28"/>
-        </w:rPr>
-        <w:t>ảm, hành vi bỏ giỏ tăng hoặc một nhóm sản phẩm đang được quan tâm nhưng chưa tạo ra doanh thu. Vì vậy, đề tài hướng tới xây dựng một nền tảng có khả năng tiếp nhận và xử lý luồng sự kiện gần thời gian thực, trực quan hóa các chỉ số bán lẻ, áp dụng Machine Learning để hỗ trợ dự đoán/gợi ý, đồng thời tích hợp RAG để người quản lý có thể hỏi dữ liệu và tài liệu nghiệp vụ bằng ngôn ngữ tự nhiên.</w:t>
+        <w:t>Trong hoạt động bán lẻ và thương mại điện tử, doanh nghiệp liên tục phát sinh lượng lớn dữ liệu về lượt xem sản phẩm, thêm vào giỏ hàng, xóa khỏi giỏ, mua hàng, phiên truy cập, giá và danh mục sản phẩm. Nếu các dữ liệu này chỉ được tổng hợp theo ngày hoặc theo tháng thì doanh nghiệp khó phát hiện sớm các biến động như sản phẩm tăng nhu cầu đột biến, tỷ lệ chuyển đổi giảm, hành vi bỏ giỏ tăng hoặc một nhóm sản phẩm đang được quan tâm nhưng chưa tạo ra doanh thu. Vì vậy, đề tài hướng tới xây dựng một nền tảng có khả năng tiếp nhận và xử lý luồng sự kiện gần thời gian thực, trực quan hóa các chỉ số bán lẻ, áp dụng Machine Learning để hỗ trợ dự đoán/gợi ý, đồng thời tích hợp RAG để người quản lý có thể hỏi dữ liệu và tài liệu nghiệp vụ bằng ngôn ngữ tự nhiên.</w:t>
       </w:r>
     </w:p>
     <w:p>
@@ -363,11 +355,9 @@
     </w:p>
     <w:p>
       <w:pPr>
-        <w:spacing w:after="0" w:line="240" w:lineRule="auto"/>
-        <w:ind w:left="283" w:hanging="283"/>
-        <w:jc w:val="both"/>
+        <w:bidi w:val="0"/>
         <w:rPr>
-          <w:rFonts w:hint="default" w:ascii="Times New Roman" w:hAnsi="Times New Roman" w:cs="Times New Roman"/>
+          <w:rFonts w:hint="default"/>
           <w:sz w:val="28"/>
           <w:szCs w:val="28"/>
         </w:rPr>
@@ -375,26 +365,31 @@
       <w:r>
         <w:rPr>
           <w:rFonts w:hint="default" w:ascii="Times New Roman" w:hAnsi="Times New Roman" w:eastAsia="Times New Roman" w:cs="Times New Roman"/>
+          <w:szCs w:val="28"/>
+        </w:rPr>
+        <w:t>[</w:t>
+      </w:r>
+      <w:r>
+        <w:rPr>
+          <w:rFonts w:hint="default"/>
           <w:sz w:val="28"/>
           <w:szCs w:val="28"/>
         </w:rPr>
-        <w:t>[1] Michael Kechinov, “eCommerce behavior data from multi category store”, Kaggle. Dataset gồm khoảng 285 triệu sự kiện, 10/2019–04/2020. https://www.kaggle.com/datasets/mkechinov/ecommerce-behavior-data-from-multi-category-store</w:t>
+        <w:t>1] Michael Kechinov, “eCommerce behavior data from multi category store”, Kaggle. Dataset gồm khoảng 285 triệu sự kiện, 10/2019–04/2020. https://www.kaggle.com/datasets/mkechinov/ecommerce-behavior-data-from-multi-category-store</w:t>
       </w:r>
     </w:p>
     <w:p>
       <w:pPr>
-        <w:spacing w:after="0" w:line="240" w:lineRule="auto"/>
-        <w:ind w:left="283" w:hanging="283"/>
-        <w:jc w:val="both"/>
+        <w:bidi w:val="0"/>
         <w:rPr>
-          <w:rFonts w:hint="default" w:ascii="Times New Roman" w:hAnsi="Times New Roman" w:cs="Times New Roman"/>
+          <w:rFonts w:hint="default"/>
           <w:sz w:val="28"/>
           <w:szCs w:val="28"/>
         </w:rPr>
       </w:pPr>
       <w:r>
         <w:rPr>
-          <w:rFonts w:hint="default" w:ascii="Times New Roman" w:hAnsi="Times New Roman" w:eastAsia="Times New Roman" w:cs="Times New Roman"/>
+          <w:rFonts w:hint="default"/>
           <w:sz w:val="28"/>
           <w:szCs w:val="28"/>
         </w:rPr>
@@ -403,38 +398,51 @@
     </w:p>
     <w:p>
       <w:pPr>
-        <w:spacing w:after="0" w:line="240" w:lineRule="auto"/>
-        <w:ind w:left="283" w:hanging="283"/>
-        <w:jc w:val="both"/>
+        <w:bidi w:val="0"/>
         <w:rPr>
-          <w:rFonts w:hint="default" w:ascii="Times New Roman" w:hAnsi="Times New Roman" w:cs="Times New Roman"/>
+          <w:rFonts w:hint="default"/>
           <w:sz w:val="28"/>
           <w:szCs w:val="28"/>
         </w:rPr>
       </w:pPr>
       <w:r>
         <w:rPr>
-          <w:rFonts w:hint="default" w:ascii="Times New Roman" w:hAnsi="Times New Roman" w:eastAsia="Times New Roman" w:cs="Times New Roman"/>
+          <w:rFonts w:hint="default"/>
           <w:sz w:val="28"/>
           <w:szCs w:val="28"/>
         </w:rPr>
-        <w:t>[3] Apache Spark, “Structured Streaming Programming Guide”. https://spark.apache.org/docs/latest/streaming/</w:t>
+        <w:t>[3]Apache</w:t>
+      </w:r>
+      <w:r>
+        <w:rPr>
+          <w:rFonts w:hint="default"/>
+          <w:sz w:val="28"/>
+          <w:szCs w:val="28"/>
+          <w:lang w:val="en-US"/>
+        </w:rPr>
+        <w:t xml:space="preserve"> </w:t>
+      </w:r>
+      <w:r>
+        <w:rPr>
+          <w:rFonts w:hint="default"/>
+          <w:sz w:val="28"/>
+          <w:szCs w:val="28"/>
+        </w:rPr>
+        <w:t>Spark, “Structured Streaming Programming Guide”. https://spark.apache.org/docs/latest/streaming/</w:t>
       </w:r>
     </w:p>
     <w:p>
       <w:pPr>
-        <w:spacing w:after="0" w:line="240" w:lineRule="auto"/>
-        <w:ind w:left="283" w:hanging="283"/>
-        <w:jc w:val="both"/>
+        <w:bidi w:val="0"/>
         <w:rPr>
-          <w:rFonts w:hint="default" w:ascii="Times New Roman" w:hAnsi="Times New Roman" w:cs="Times New Roman"/>
+          <w:rFonts w:hint="default"/>
           <w:sz w:val="28"/>
           <w:szCs w:val="28"/>
         </w:rPr>
       </w:pPr>
       <w:r>
         <w:rPr>
-          <w:rFonts w:hint="default" w:ascii="Times New Roman" w:hAnsi="Times New Roman" w:eastAsia="Times New Roman" w:cs="Times New Roman"/>
+          <w:rFonts w:hint="default"/>
           <w:sz w:val="28"/>
           <w:szCs w:val="28"/>
         </w:rPr>
@@ -443,18 +451,16 @@
     </w:p>
     <w:p>
       <w:pPr>
-        <w:spacing w:after="0" w:line="240" w:lineRule="auto"/>
-        <w:ind w:left="283" w:hanging="283"/>
-        <w:jc w:val="both"/>
+        <w:bidi w:val="0"/>
         <w:rPr>
-          <w:rFonts w:hint="default" w:ascii="Times New Roman" w:hAnsi="Times New Roman" w:cs="Times New Roman"/>
+          <w:rFonts w:hint="default"/>
           <w:sz w:val="28"/>
           <w:szCs w:val="28"/>
         </w:rPr>
       </w:pPr>
       <w:r>
         <w:rPr>
-          <w:rFonts w:hint="default" w:ascii="Times New Roman" w:hAnsi="Times New Roman" w:eastAsia="Times New Roman" w:cs="Times New Roman"/>
+          <w:rFonts w:hint="default"/>
           <w:sz w:val="28"/>
           <w:szCs w:val="28"/>
         </w:rPr>
@@ -463,18 +469,16 @@
     </w:p>
     <w:p>
       <w:pPr>
-        <w:spacing w:after="0" w:line="240" w:lineRule="auto"/>
-        <w:ind w:left="283" w:hanging="283"/>
-        <w:jc w:val="both"/>
+        <w:bidi w:val="0"/>
         <w:rPr>
-          <w:rFonts w:hint="default" w:ascii="Times New Roman" w:hAnsi="Times New Roman" w:cs="Times New Roman"/>
+          <w:rFonts w:hint="default"/>
           <w:sz w:val="28"/>
           <w:szCs w:val="28"/>
         </w:rPr>
       </w:pPr>
       <w:r>
         <w:rPr>
-          <w:rFonts w:hint="default" w:ascii="Times New Roman" w:hAnsi="Times New Roman" w:eastAsia="Times New Roman" w:cs="Times New Roman"/>
+          <w:rFonts w:hint="default"/>
           <w:sz w:val="28"/>
           <w:szCs w:val="28"/>
         </w:rPr>
@@ -483,18 +487,16 @@
     </w:p>
     <w:p>
       <w:pPr>
-        <w:spacing w:after="0" w:line="240" w:lineRule="auto"/>
-        <w:ind w:left="283" w:hanging="283"/>
-        <w:jc w:val="both"/>
+        <w:bidi w:val="0"/>
         <w:rPr>
-          <w:rFonts w:hint="default" w:ascii="Times New Roman" w:hAnsi="Times New Roman" w:cs="Times New Roman"/>
+          <w:rFonts w:hint="default"/>
           <w:sz w:val="28"/>
           <w:szCs w:val="28"/>
         </w:rPr>
       </w:pPr>
       <w:r>
         <w:rPr>
-          <w:rFonts w:hint="default" w:ascii="Times New Roman" w:hAnsi="Times New Roman" w:eastAsia="Times New Roman" w:cs="Times New Roman"/>
+          <w:rFonts w:hint="default"/>
           <w:sz w:val="28"/>
           <w:szCs w:val="28"/>
         </w:rPr>
@@ -503,18 +505,16 @@
     </w:p>
     <w:p>
       <w:pPr>
-        <w:spacing w:after="0" w:line="240" w:lineRule="auto"/>
-        <w:ind w:left="283" w:hanging="283"/>
-        <w:jc w:val="both"/>
+        <w:bidi w:val="0"/>
         <w:rPr>
-          <w:rFonts w:hint="default" w:ascii="Times New Roman" w:hAnsi="Times New Roman" w:cs="Times New Roman"/>
+          <w:rFonts w:hint="default"/>
           <w:sz w:val="28"/>
           <w:szCs w:val="28"/>
         </w:rPr>
       </w:pPr>
       <w:r>
         <w:rPr>
-          <w:rFonts w:hint="default" w:ascii="Times New Roman" w:hAnsi="Times New Roman" w:eastAsia="Times New Roman" w:cs="Times New Roman"/>
+          <w:rFonts w:hint="default"/>
           <w:sz w:val="28"/>
           <w:szCs w:val="28"/>
         </w:rPr>
@@ -523,18 +523,16 @@
     </w:p>
     <w:p>
       <w:pPr>
-        <w:spacing w:after="0" w:line="240" w:lineRule="auto"/>
-        <w:ind w:left="283" w:hanging="283"/>
-        <w:jc w:val="both"/>
+        <w:bidi w:val="0"/>
         <w:rPr>
-          <w:rFonts w:hint="default" w:ascii="Times New Roman" w:hAnsi="Times New Roman" w:eastAsia="Times New Roman" w:cs="Times New Roman"/>
+          <w:rFonts w:hint="default"/>
           <w:sz w:val="28"/>
           <w:szCs w:val="28"/>
         </w:rPr>
       </w:pPr>
       <w:r>
         <w:rPr>
-          <w:rFonts w:hint="default" w:ascii="Times New Roman" w:hAnsi="Times New Roman" w:eastAsia="Times New Roman" w:cs="Times New Roman"/>
+          <w:rFonts w:hint="default"/>
           <w:sz w:val="28"/>
           <w:szCs w:val="28"/>
         </w:rPr>
@@ -542,7 +540,7 @@
       </w:r>
       <w:r>
         <w:rPr>
-          <w:rFonts w:hint="default" w:ascii="Times New Roman" w:hAnsi="Times New Roman" w:eastAsia="Times New Roman" w:cs="Times New Roman"/>
+          <w:rFonts w:hint="default"/>
           <w:sz w:val="28"/>
           <w:szCs w:val="28"/>
         </w:rPr>
@@ -550,7 +548,7 @@
       </w:r>
       <w:r>
         <w:rPr>
-          <w:rFonts w:hint="default" w:ascii="Times New Roman" w:hAnsi="Times New Roman" w:eastAsia="Times New Roman" w:cs="Times New Roman"/>
+          <w:rFonts w:hint="default"/>
           <w:sz w:val="28"/>
           <w:szCs w:val="28"/>
         </w:rPr>
@@ -558,7 +556,7 @@
       </w:r>
       <w:r>
         <w:rPr>
-          <w:rFonts w:hint="default" w:ascii="Times New Roman" w:hAnsi="Times New Roman" w:eastAsia="Times New Roman" w:cs="Times New Roman"/>
+          <w:rFonts w:hint="default"/>
           <w:sz w:val="28"/>
           <w:szCs w:val="28"/>
         </w:rPr>
@@ -575,7 +573,7 @@
       </w:r>
       <w:r>
         <w:rPr>
-          <w:rFonts w:hint="default" w:ascii="Times New Roman" w:hAnsi="Times New Roman" w:eastAsia="Times New Roman" w:cs="Times New Roman"/>
+          <w:rFonts w:hint="default"/>
           <w:sz w:val="28"/>
           <w:szCs w:val="28"/>
         </w:rPr>
@@ -584,38 +582,24 @@
     </w:p>
     <w:p>
       <w:pPr>
-        <w:pStyle w:val="34"/>
-        <w:keepNext w:val="0"/>
-        <w:keepLines w:val="0"/>
-        <w:widowControl/>
-        <w:suppressLineNumbers w:val="0"/>
-        <w:jc w:val="both"/>
+        <w:bidi w:val="0"/>
         <w:rPr>
-          <w:rFonts w:hint="default" w:ascii="Times New Roman" w:hAnsi="Times New Roman" w:cs="Times New Roman"/>
+          <w:rFonts w:hint="default"/>
           <w:sz w:val="28"/>
           <w:szCs w:val="28"/>
         </w:rPr>
       </w:pPr>
       <w:r>
         <w:rPr>
-          <w:rStyle w:val="35"/>
-          <w:rFonts w:hint="default" w:ascii="Times New Roman" w:hAnsi="Times New Roman" w:cs="Times New Roman"/>
+          <w:rFonts w:hint="default"/>
           <w:sz w:val="28"/>
           <w:szCs w:val="28"/>
         </w:rPr>
-        <w:t>10]</w:t>
+        <w:t>10] Y. Hu, Y. Koren and C. Volinsky, “Collaborative Filtering for Implicit Feedback Datasets”, IEEE International Conference on Data Mining, 2008.</w:t>
       </w:r>
       <w:r>
         <w:rPr>
-          <w:rFonts w:hint="default" w:ascii="Times New Roman" w:hAnsi="Times New Roman" w:cs="Times New Roman"/>
-          <w:sz w:val="28"/>
-          <w:szCs w:val="28"/>
-        </w:rPr>
-        <w:t xml:space="preserve"> Y. Hu, Y. Koren and C. Volinsky, “Collaborative Filtering for Implicit Feedback Datasets”, IEEE International Conference on Data Mining, 2008.</w:t>
-      </w:r>
-      <w:r>
-        <w:rPr>
-          <w:rFonts w:hint="default" w:ascii="Times New Roman" w:hAnsi="Times New Roman" w:cs="Times New Roman"/>
+          <w:rFonts w:hint="default"/>
           <w:sz w:val="28"/>
           <w:szCs w:val="28"/>
         </w:rPr>
@@ -623,7 +607,7 @@
       </w:r>
       <w:r>
         <w:rPr>
-          <w:rFonts w:hint="default" w:ascii="Times New Roman" w:hAnsi="Times New Roman" w:cs="Times New Roman"/>
+          <w:rFonts w:hint="default"/>
           <w:sz w:val="28"/>
           <w:szCs w:val="28"/>
         </w:rPr>
@@ -631,7 +615,7 @@
       </w:r>
       <w:r>
         <w:rPr>
-          <w:rFonts w:hint="default" w:ascii="Times New Roman" w:hAnsi="Times New Roman" w:cs="Times New Roman"/>
+          <w:rFonts w:hint="default"/>
           <w:sz w:val="28"/>
           <w:szCs w:val="28"/>
         </w:rPr>
@@ -639,7 +623,7 @@
       </w:r>
       <w:r>
         <w:rPr>
-          <w:rFonts w:hint="default" w:ascii="Times New Roman" w:hAnsi="Times New Roman" w:cs="Times New Roman"/>
+          <w:rFonts w:hint="default"/>
           <w:sz w:val="28"/>
           <w:szCs w:val="28"/>
         </w:rPr>
@@ -656,7 +640,7 @@
       </w:r>
       <w:r>
         <w:rPr>
-          <w:rFonts w:hint="default" w:ascii="Times New Roman" w:hAnsi="Times New Roman" w:cs="Times New Roman"/>
+          <w:rFonts w:hint="default"/>
           <w:sz w:val="28"/>
           <w:szCs w:val="28"/>
         </w:rPr>
@@ -665,38 +649,24 @@
     </w:p>
     <w:p>
       <w:pPr>
-        <w:pStyle w:val="34"/>
-        <w:keepNext w:val="0"/>
-        <w:keepLines w:val="0"/>
-        <w:widowControl/>
-        <w:suppressLineNumbers w:val="0"/>
-        <w:jc w:val="both"/>
+        <w:bidi w:val="0"/>
         <w:rPr>
-          <w:rFonts w:hint="default" w:ascii="Times New Roman" w:hAnsi="Times New Roman" w:cs="Times New Roman"/>
+          <w:rFonts w:hint="default"/>
           <w:sz w:val="28"/>
           <w:szCs w:val="28"/>
         </w:rPr>
       </w:pPr>
       <w:r>
         <w:rPr>
-          <w:rStyle w:val="35"/>
-          <w:rFonts w:hint="default" w:ascii="Times New Roman" w:hAnsi="Times New Roman" w:cs="Times New Roman"/>
+          <w:rFonts w:hint="default"/>
           <w:sz w:val="28"/>
           <w:szCs w:val="28"/>
         </w:rPr>
-        <w:t>[11]</w:t>
+        <w:t>[11] Apache Spark, “Collaborative Filtering – MLlib”.</w:t>
       </w:r>
       <w:r>
         <w:rPr>
-          <w:rFonts w:hint="default" w:ascii="Times New Roman" w:hAnsi="Times New Roman" w:cs="Times New Roman"/>
-          <w:sz w:val="28"/>
-          <w:szCs w:val="28"/>
-        </w:rPr>
-        <w:t xml:space="preserve"> Apache Spark, “Collaborative Filtering – MLlib”.</w:t>
-      </w:r>
-      <w:r>
-        <w:rPr>
-          <w:rFonts w:hint="default" w:ascii="Times New Roman" w:hAnsi="Times New Roman" w:cs="Times New Roman"/>
+          <w:rFonts w:hint="default"/>
           <w:sz w:val="28"/>
           <w:szCs w:val="28"/>
         </w:rPr>
@@ -704,7 +674,7 @@
       </w:r>
       <w:r>
         <w:rPr>
-          <w:rFonts w:hint="default" w:ascii="Times New Roman" w:hAnsi="Times New Roman" w:cs="Times New Roman"/>
+          <w:rFonts w:hint="default"/>
           <w:sz w:val="28"/>
           <w:szCs w:val="28"/>
         </w:rPr>
@@ -712,7 +682,7 @@
       </w:r>
       <w:r>
         <w:rPr>
-          <w:rFonts w:hint="default" w:ascii="Times New Roman" w:hAnsi="Times New Roman" w:cs="Times New Roman"/>
+          <w:rFonts w:hint="default"/>
           <w:sz w:val="28"/>
           <w:szCs w:val="28"/>
         </w:rPr>
@@ -720,7 +690,7 @@
       </w:r>
       <w:r>
         <w:rPr>
-          <w:rFonts w:hint="default" w:ascii="Times New Roman" w:hAnsi="Times New Roman" w:cs="Times New Roman"/>
+          <w:rFonts w:hint="default"/>
           <w:sz w:val="28"/>
           <w:szCs w:val="28"/>
         </w:rPr>
@@ -737,7 +707,7 @@
       </w:r>
       <w:r>
         <w:rPr>
-          <w:rFonts w:hint="default" w:ascii="Times New Roman" w:hAnsi="Times New Roman" w:cs="Times New Roman"/>
+          <w:rFonts w:hint="default"/>
           <w:sz w:val="28"/>
           <w:szCs w:val="28"/>
         </w:rPr>
